--- a/samples/CVs/CV_12_Galih_Setiawan.docx
+++ b/samples/CVs/CV_12_Galih_Setiawan.docx
@@ -7,7 +7,7 @@
         <w:rPr>
           <w:b/>
           <w:color w:val="4A3728"/>
-          <w:sz w:val="44"/>
+          <w:sz w:val="40"/>
         </w:rPr>
         <w:t>Galih Setiawan</w:t>
       </w:r>
@@ -15,6 +15,8 @@
     <w:p>
       <w:r>
         <w:rPr>
+          <w:i/>
+          <w:color w:val="C9A227"/>
           <w:sz w:val="22"/>
         </w:rPr>
         <w:t>Target role: Community Relations Lead</w:t>
@@ -23,17 +25,19 @@
     <w:p>
       <w:r>
         <w:rPr>
-          <w:sz w:val="22"/>
+          <w:b w:val="0"/>
+          <w:sz w:val="20"/>
         </w:rPr>
-        <w:t>Location: Makassar · WNI · Available: Immediately</w:t>
+        <w:t>Location: Jakarta  |  Citizenship: WNI  |  Availability: 2 months notice</w:t>
       </w:r>
     </w:p>
     <w:p>
       <w:r>
         <w:rPr>
-          <w:sz w:val="22"/>
+          <w:b w:val="0"/>
+          <w:sz w:val="20"/>
         </w:rPr>
-        <w:t>Email: galih.setiawan@example.co.id · Mobile: +62 823484199</w:t>
+        <w:t>Email: galih.setiawan@example.com  |  Phone: +62 811 4477 8823</w:t>
       </w:r>
     </w:p>
     <w:p>
@@ -47,36 +51,30 @@
       </w:r>
     </w:p>
     <w:p>
-      <w:pPr>
-        <w:pStyle w:val="ListBullet"/>
-      </w:pPr>
       <w:r>
         <w:rPr>
-          <w:sz w:val="22"/>
+          <w:b w:val="0"/>
+          <w:sz w:val="21"/>
         </w:rPr>
-        <w:t>Eight years community engagement in South Sulawesi and East Kalimantan for mining and energy projects.</w:t>
+        <w:t>CSR generalist with 5 years across FMCG and telco, first move into mining.</w:t>
       </w:r>
     </w:p>
     <w:p>
-      <w:pPr>
-        <w:pStyle w:val="ListBullet"/>
-      </w:pPr>
       <w:r>
         <w:rPr>
-          <w:sz w:val="22"/>
+          <w:b w:val="0"/>
+          <w:sz w:val="21"/>
         </w:rPr>
-        <w:t>Fluent Bahasa Indonesia, English, and conversational Bugis. Chaired multi-village grievance mechanisms.</w:t>
+        <w:t>Strong on programme design and reporting, no field experience in Sulawesi.</w:t>
       </w:r>
     </w:p>
     <w:p>
-      <w:pPr>
-        <w:pStyle w:val="ListBullet"/>
-      </w:pPr>
       <w:r>
         <w:rPr>
-          <w:sz w:val="22"/>
+          <w:b w:val="0"/>
+          <w:sz w:val="21"/>
         </w:rPr>
-        <w:t>Delivered scholarship, vocational training and clean water programs in partnership with Yayasan and local government.</w:t>
+        <w:t>Would need to relocate from Jakarta and build local network from scratch.</w:t>
       </w:r>
     </w:p>
     <w:p>
@@ -95,7 +93,16 @@
           <w:b/>
           <w:sz w:val="22"/>
         </w:rPr>
-        <w:t>2022-present · Community Relations Manager · PT Vale Indonesia, Sorowako</w:t>
+        <w:t>CSR Programme Manager - PT Telkomsel</w:t>
+      </w:r>
+    </w:p>
+    <w:p>
+      <w:r>
+        <w:rPr>
+          <w:b w:val="0"/>
+          <w:sz w:val="20"/>
+        </w:rPr>
+        <w:t>Jun 2022 - present  |  Jakarta</w:t>
       </w:r>
     </w:p>
     <w:p>
@@ -104,9 +111,9 @@
       </w:pPr>
       <w:r>
         <w:rPr>
-          <w:sz w:val="22"/>
+          <w:sz w:val="21"/>
         </w:rPr>
-        <w:t>Owned grievance mechanism across 8 host villages.</w:t>
+        <w:t>Manages the digital-literacy CSR programme across 30 provinces.</w:t>
       </w:r>
     </w:p>
     <w:p>
@@ -115,9 +122,27 @@
       </w:pPr>
       <w:r>
         <w:rPr>
+          <w:sz w:val="21"/>
+        </w:rPr>
+        <w:t>Owns the annual sustainability report input for the community pillar.</w:t>
+      </w:r>
+    </w:p>
+    <w:p>
+      <w:r>
+        <w:rPr>
+          <w:b/>
           <w:sz w:val="22"/>
         </w:rPr>
-        <w:t>Delivered vocational training program for 240 youth participants.</w:t>
+        <w:t>CSR Officer - PT Unilever Indonesia</w:t>
+      </w:r>
+    </w:p>
+    <w:p>
+      <w:r>
+        <w:rPr>
+          <w:b w:val="0"/>
+          <w:sz w:val="20"/>
+        </w:rPr>
+        <w:t>Aug 2020 - May 2022  |  Jakarta</w:t>
       </w:r>
     </w:p>
     <w:p>
@@ -126,9 +151,9 @@
       </w:pPr>
       <w:r>
         <w:rPr>
-          <w:sz w:val="22"/>
+          <w:sz w:val="21"/>
         </w:rPr>
-        <w:t>Chaired quarterly stakeholder forum with Camat and Kepala Desa.</w:t>
+        <w:t>Coordinated the hygiene education programme across partner NGOs.</w:t>
       </w:r>
     </w:p>
     <w:p>
@@ -137,7 +162,16 @@
           <w:b/>
           <w:sz w:val="22"/>
         </w:rPr>
-        <w:t>2018-2022 · Community Development Officer · PT Bukit Asam, Sumsel</w:t>
+        <w:t>Graduate Trainee - PT Nestle Indonesia</w:t>
+      </w:r>
+    </w:p>
+    <w:p>
+      <w:r>
+        <w:rPr>
+          <w:b w:val="0"/>
+          <w:sz w:val="20"/>
+        </w:rPr>
+        <w:t>Aug 2019 - Jul 2020  |  Jakarta</w:t>
       </w:r>
     </w:p>
     <w:p>
@@ -146,40 +180,9 @@
       </w:pPr>
       <w:r>
         <w:rPr>
-          <w:sz w:val="22"/>
+          <w:sz w:val="21"/>
         </w:rPr>
-        <w:t>Executed CSR program budget of IDR 24 billion annually.</w:t>
-      </w:r>
-    </w:p>
-    <w:p>
-      <w:pPr>
-        <w:pStyle w:val="ListBullet"/>
-      </w:pPr>
-      <w:r>
-        <w:rPr>
-          <w:sz w:val="22"/>
-        </w:rPr>
-        <w:t>Partnered with Universitas Sriwijaya on 2 scholarship cohorts.</w:t>
-      </w:r>
-    </w:p>
-    <w:p>
-      <w:r>
-        <w:rPr>
-          <w:b/>
-          <w:sz w:val="22"/>
-        </w:rPr>
-        <w:t>2015-2018 · Program Officer · Yayasan Tunas Bangsa</w:t>
-      </w:r>
-    </w:p>
-    <w:p>
-      <w:pPr>
-        <w:pStyle w:val="ListBullet"/>
-      </w:pPr>
-      <w:r>
-        <w:rPr>
-          <w:sz w:val="22"/>
-        </w:rPr>
-        <w:t>Delivered health outreach in remote villages, coordinated with Puskesmas.</w:t>
+        <w:t>Rotational placement across public affairs and communications.</w:t>
       </w:r>
     </w:p>
     <w:p>
@@ -193,25 +196,12 @@
       </w:r>
     </w:p>
     <w:p>
-      <w:pPr>
-        <w:pStyle w:val="ListBullet"/>
-      </w:pPr>
       <w:r>
         <w:rPr>
-          <w:sz w:val="22"/>
+          <w:b w:val="0"/>
+          <w:sz w:val="21"/>
         </w:rPr>
-        <w:t>S2 Development Studies, ANU Canberra</w:t>
-      </w:r>
-    </w:p>
-    <w:p>
-      <w:pPr>
-        <w:pStyle w:val="ListBullet"/>
-      </w:pPr>
-      <w:r>
-        <w:rPr>
-          <w:sz w:val="22"/>
-        </w:rPr>
-        <w:t>S1 Sosiologi, Universitas Hasanuddin</w:t>
+        <w:t>BA Public Relations, Universitas Indonesia, 2019.</w:t>
       </w:r>
     </w:p>
     <w:p>
@@ -230,20 +220,9 @@
       </w:pPr>
       <w:r>
         <w:rPr>
-          <w:sz w:val="22"/>
+          <w:sz w:val="21"/>
         </w:rPr>
-        <w:t>IAP2 Foundations</w:t>
-      </w:r>
-    </w:p>
-    <w:p>
-      <w:pPr>
-        <w:pStyle w:val="ListBullet"/>
-      </w:pPr>
-      <w:r>
-        <w:rPr>
-          <w:sz w:val="22"/>
-        </w:rPr>
-        <w:t>Grievance Mechanism Practitioner</w:t>
+        <w:t>GRI Standards Certified</w:t>
       </w:r>
     </w:p>
     <w:p>
@@ -259,14 +238,34 @@
     <w:p>
       <w:r>
         <w:rPr>
-          <w:sz w:val="22"/>
+          <w:b w:val="0"/>
+          <w:sz w:val="21"/>
         </w:rPr>
-        <w:t>Bahasa Indonesia (native), English (fluent)</w:t>
+        <w:t>Bahasa Indonesia (native), English (fluent), Mandarin (basic).</w:t>
+      </w:r>
+    </w:p>
+    <w:p>
+      <w:r>
+        <w:rPr>
+          <w:b/>
+          <w:color w:val="4A3728"/>
+          <w:sz w:val="28"/>
+        </w:rPr>
+        <w:t>References</w:t>
+      </w:r>
+    </w:p>
+    <w:p>
+      <w:r>
+        <w:rPr>
+          <w:b w:val="0"/>
+          <w:sz w:val="21"/>
+        </w:rPr>
+        <w:t>Ibu Melati Kusumawardani, Head of Corporate Affairs, PT Telkomsel.</w:t>
       </w:r>
     </w:p>
     <w:sectPr>
       <w:pgSz w:w="12240" w:h="15840"/>
-      <w:pgMar w:top="1020" w:right="1134" w:bottom="1020" w:left="1134" w:header="720" w:footer="720" w:gutter="0"/>
+      <w:pgMar w:top="864" w:right="1008" w:bottom="864" w:left="1008" w:header="720" w:footer="720" w:gutter="0"/>
       <w:cols w:space="720"/>
       <w:docGrid w:linePitch="360"/>
     </w:sectPr>
